--- a/MongoDB/MongoDB.docx
+++ b/MongoDB/MongoDB.docx
@@ -4523,7 +4523,7 @@
           <w:sz w:val="28"/>
           <w:szCs w:val="28"/>
         </w:rPr>
-        <w:t>–</w:t>
+        <w:t>--</w:t>
       </w:r>
       <w:r>
         <w:rPr>
@@ -11546,6 +11546,7 @@
   <w:style w:type="character" w:default="1" w:styleId="DefaultParagraphFont">
     <w:name w:val="Default Paragraph Font"/>
     <w:uiPriority w:val="1"/>
+    <w:semiHidden/>
     <w:unhideWhenUsed/>
   </w:style>
   <w:style w:type="table" w:default="1" w:styleId="TableNormal">
